--- a/Reports, Logs & Evaluations/Time Logs/Kustov/Time Log.docx
+++ b/Reports, Logs & Evaluations/Time Logs/Kustov/Time Log.docx
@@ -2614,6 +2614,292 @@
                 <w:lang w:val="en-US" w:eastAsia="en-US" w:bidi="ar-SA"/>
               </w:rPr>
               <w:t>39 min</w:t>
+            </w:r>
+          </w:p>
+        </w:tc>
+      </w:tr>
+      <w:tr>
+        <w:trPr>
+          <w:trHeight w:val="1244" w:hRule="atLeast"/>
+        </w:trPr>
+        <w:tc>
+          <w:tcPr>
+            <w:tcW w:w="1819" w:type="dxa"/>
+            <w:tcBorders>
+              <w:top w:val="nil"/>
+            </w:tcBorders>
+          </w:tcPr>
+          <w:p>
+            <w:pPr>
+              <w:pStyle w:val="Normal"/>
+              <w:widowControl/>
+              <w:suppressAutoHyphens w:val="true"/>
+              <w:spacing w:lineRule="auto" w:line="240" w:before="0" w:after="0"/>
+              <w:jc w:val="left"/>
+              <w:rPr>
+                <w:rFonts w:ascii="Calibri" w:hAnsi="Calibri" w:eastAsia="Calibri" w:cs=""/>
+                <w:kern w:val="0"/>
+                <w:sz w:val="22"/>
+                <w:szCs w:val="22"/>
+                <w:lang w:val="en-US" w:eastAsia="en-US" w:bidi="ar-SA"/>
+              </w:rPr>
+            </w:pPr>
+            <w:r>
+              <w:rPr>
+                <w:rFonts w:eastAsia="Calibri" w:cs=""/>
+                <w:kern w:val="0"/>
+                <w:sz w:val="22"/>
+                <w:szCs w:val="22"/>
+                <w:lang w:val="en-US" w:eastAsia="en-US" w:bidi="ar-SA"/>
+              </w:rPr>
+              <w:t>Week 6:</w:t>
+            </w:r>
+          </w:p>
+          <w:p>
+            <w:pPr>
+              <w:pStyle w:val="Normal"/>
+              <w:widowControl/>
+              <w:suppressAutoHyphens w:val="true"/>
+              <w:spacing w:lineRule="auto" w:line="240" w:before="0" w:after="0"/>
+              <w:jc w:val="left"/>
+              <w:rPr>
+                <w:rFonts w:ascii="Calibri" w:hAnsi="Calibri" w:eastAsia="Calibri" w:cs=""/>
+                <w:kern w:val="0"/>
+                <w:sz w:val="22"/>
+                <w:szCs w:val="22"/>
+                <w:lang w:val="en-US" w:eastAsia="en-US" w:bidi="ar-SA"/>
+              </w:rPr>
+            </w:pPr>
+            <w:r>
+              <w:rPr>
+                <w:rFonts w:eastAsia="Calibri" w:cs=""/>
+                <w:kern w:val="0"/>
+                <w:sz w:val="22"/>
+                <w:szCs w:val="22"/>
+                <w:lang w:val="en-US" w:eastAsia="en-US" w:bidi="ar-SA"/>
+              </w:rPr>
+              <w:t>10/18/26</w:t>
+            </w:r>
+          </w:p>
+          <w:p>
+            <w:pPr>
+              <w:pStyle w:val="Normal"/>
+              <w:widowControl/>
+              <w:suppressAutoHyphens w:val="true"/>
+              <w:spacing w:lineRule="auto" w:line="240" w:before="0" w:after="0"/>
+              <w:jc w:val="left"/>
+              <w:rPr>
+                <w:rFonts w:ascii="Calibri" w:hAnsi="Calibri" w:eastAsia="Calibri" w:cs=""/>
+                <w:kern w:val="0"/>
+                <w:sz w:val="22"/>
+                <w:szCs w:val="22"/>
+                <w:lang w:val="en-US" w:eastAsia="en-US" w:bidi="ar-SA"/>
+              </w:rPr>
+            </w:pPr>
+            <w:r>
+              <w:rPr>
+                <w:rFonts w:eastAsia="Calibri" w:cs=""/>
+                <w:kern w:val="0"/>
+                <w:sz w:val="22"/>
+                <w:szCs w:val="22"/>
+                <w:lang w:val="en-US" w:eastAsia="en-US" w:bidi="ar-SA"/>
+              </w:rPr>
+              <w:t>10/25/26</w:t>
+            </w:r>
+          </w:p>
+        </w:tc>
+        <w:tc>
+          <w:tcPr>
+            <w:tcW w:w="1772" w:type="dxa"/>
+            <w:tcBorders>
+              <w:top w:val="nil"/>
+            </w:tcBorders>
+          </w:tcPr>
+          <w:p>
+            <w:pPr>
+              <w:pStyle w:val="Normal"/>
+              <w:widowControl/>
+              <w:suppressAutoHyphens w:val="true"/>
+              <w:spacing w:lineRule="auto" w:line="240" w:before="0" w:after="0"/>
+              <w:jc w:val="left"/>
+              <w:rPr>
+                <w:rFonts w:ascii="Calibri" w:hAnsi="Calibri" w:eastAsia="Calibri" w:cs=""/>
+                <w:kern w:val="0"/>
+                <w:sz w:val="22"/>
+                <w:szCs w:val="22"/>
+                <w:lang w:val="en-US" w:eastAsia="en-US" w:bidi="ar-SA"/>
+              </w:rPr>
+            </w:pPr>
+            <w:r>
+              <w:rPr>
+                <w:rFonts w:eastAsia="Calibri" w:cs=""/>
+                <w:kern w:val="0"/>
+                <w:sz w:val="22"/>
+                <w:szCs w:val="22"/>
+                <w:lang w:val="en-US" w:eastAsia="en-US" w:bidi="ar-SA"/>
+              </w:rPr>
+              <w:t>Meeting participation</w:t>
+            </w:r>
+          </w:p>
+        </w:tc>
+        <w:tc>
+          <w:tcPr>
+            <w:tcW w:w="1323" w:type="dxa"/>
+            <w:tcBorders>
+              <w:top w:val="nil"/>
+            </w:tcBorders>
+          </w:tcPr>
+          <w:p>
+            <w:pPr>
+              <w:pStyle w:val="Normal"/>
+              <w:widowControl/>
+              <w:suppressAutoHyphens w:val="true"/>
+              <w:spacing w:lineRule="auto" w:line="240" w:before="0" w:after="0"/>
+              <w:jc w:val="left"/>
+              <w:rPr>
+                <w:rFonts w:ascii="Calibri" w:hAnsi="Calibri" w:eastAsia="Calibri" w:cs=""/>
+                <w:kern w:val="0"/>
+                <w:sz w:val="22"/>
+                <w:szCs w:val="22"/>
+                <w:lang w:val="en-US" w:eastAsia="en-US" w:bidi="ar-SA"/>
+              </w:rPr>
+            </w:pPr>
+            <w:r>
+              <w:rPr>
+                <w:rFonts w:eastAsia="Calibri" w:cs=""/>
+                <w:kern w:val="0"/>
+                <w:sz w:val="22"/>
+                <w:szCs w:val="22"/>
+                <w:lang w:val="en-US" w:eastAsia="en-US" w:bidi="ar-SA"/>
+              </w:rPr>
+              <w:t>10/24/26</w:t>
+            </w:r>
+          </w:p>
+        </w:tc>
+        <w:tc>
+          <w:tcPr>
+            <w:tcW w:w="1516" w:type="dxa"/>
+            <w:tcBorders>
+              <w:top w:val="nil"/>
+            </w:tcBorders>
+          </w:tcPr>
+          <w:p>
+            <w:pPr>
+              <w:pStyle w:val="Normal"/>
+              <w:widowControl/>
+              <w:suppressAutoHyphens w:val="true"/>
+              <w:spacing w:lineRule="auto" w:line="240" w:before="0" w:after="0"/>
+              <w:jc w:val="left"/>
+              <w:rPr>
+                <w:rFonts w:ascii="Calibri" w:hAnsi="Calibri" w:eastAsia="Calibri" w:cs=""/>
+                <w:kern w:val="0"/>
+                <w:sz w:val="22"/>
+                <w:szCs w:val="22"/>
+                <w:lang w:val="en-US" w:eastAsia="en-US" w:bidi="ar-SA"/>
+              </w:rPr>
+            </w:pPr>
+            <w:r>
+              <w:rPr>
+                <w:rFonts w:eastAsia="Calibri" w:cs=""/>
+                <w:kern w:val="0"/>
+                <w:sz w:val="22"/>
+                <w:szCs w:val="22"/>
+                <w:lang w:val="en-US" w:eastAsia="en-US" w:bidi="ar-SA"/>
+              </w:rPr>
+              <w:t>15:40</w:t>
+            </w:r>
+          </w:p>
+        </w:tc>
+        <w:tc>
+          <w:tcPr>
+            <w:tcW w:w="1632" w:type="dxa"/>
+            <w:tcBorders>
+              <w:top w:val="nil"/>
+            </w:tcBorders>
+          </w:tcPr>
+          <w:p>
+            <w:pPr>
+              <w:pStyle w:val="Normal"/>
+              <w:widowControl/>
+              <w:suppressAutoHyphens w:val="true"/>
+              <w:spacing w:lineRule="auto" w:line="240" w:before="0" w:after="0"/>
+              <w:jc w:val="left"/>
+              <w:rPr>
+                <w:rFonts w:ascii="Calibri" w:hAnsi="Calibri" w:eastAsia="Calibri" w:cs=""/>
+                <w:kern w:val="0"/>
+                <w:sz w:val="22"/>
+                <w:szCs w:val="22"/>
+                <w:lang w:val="en-US" w:eastAsia="en-US" w:bidi="ar-SA"/>
+              </w:rPr>
+            </w:pPr>
+            <w:r>
+              <w:rPr>
+                <w:rFonts w:eastAsia="Calibri" w:cs=""/>
+                <w:kern w:val="0"/>
+                <w:sz w:val="22"/>
+                <w:szCs w:val="22"/>
+                <w:lang w:val="en-US" w:eastAsia="en-US" w:bidi="ar-SA"/>
+              </w:rPr>
+              <w:t>16:02</w:t>
+            </w:r>
+          </w:p>
+        </w:tc>
+        <w:tc>
+          <w:tcPr>
+            <w:tcW w:w="1514" w:type="dxa"/>
+            <w:tcBorders>
+              <w:top w:val="nil"/>
+            </w:tcBorders>
+          </w:tcPr>
+          <w:p>
+            <w:pPr>
+              <w:pStyle w:val="Normal"/>
+              <w:widowControl/>
+              <w:suppressAutoHyphens w:val="true"/>
+              <w:spacing w:lineRule="auto" w:line="240" w:before="0" w:after="0"/>
+              <w:jc w:val="left"/>
+              <w:rPr>
+                <w:rFonts w:ascii="Calibri" w:hAnsi="Calibri" w:eastAsia="Calibri" w:cs=""/>
+                <w:kern w:val="0"/>
+                <w:sz w:val="22"/>
+                <w:szCs w:val="22"/>
+                <w:lang w:val="en-US" w:eastAsia="en-US" w:bidi="ar-SA"/>
+              </w:rPr>
+            </w:pPr>
+            <w:r>
+              <w:rPr>
+                <w:rFonts w:eastAsia="Calibri" w:cs=""/>
+                <w:kern w:val="0"/>
+                <w:sz w:val="22"/>
+                <w:szCs w:val="22"/>
+                <w:lang w:val="en-US" w:eastAsia="en-US" w:bidi="ar-SA"/>
+              </w:rPr>
+              <w:t>22 min</w:t>
+            </w:r>
+          </w:p>
+          <w:p>
+            <w:pPr>
+              <w:pStyle w:val="Normal"/>
+              <w:widowControl/>
+              <w:suppressAutoHyphens w:val="true"/>
+              <w:spacing w:lineRule="auto" w:line="240" w:before="0" w:after="0"/>
+              <w:jc w:val="left"/>
+              <w:rPr>
+                <w:rFonts w:ascii="Calibri" w:hAnsi="Calibri" w:eastAsia="Calibri" w:cs=""/>
+                <w:kern w:val="0"/>
+                <w:sz w:val="22"/>
+                <w:szCs w:val="22"/>
+                <w:lang w:val="en-US" w:eastAsia="en-US" w:bidi="ar-SA"/>
+              </w:rPr>
+            </w:pPr>
+            <w:r>
+              <w:rPr>
+                <w:rFonts w:eastAsia="Calibri" w:cs=""/>
+                <w:kern w:val="0"/>
+                <w:sz w:val="22"/>
+                <w:szCs w:val="22"/>
+                <w:lang w:val="en-US" w:eastAsia="en-US" w:bidi="ar-SA"/>
+              </w:rPr>
             </w:r>
           </w:p>
         </w:tc>
